--- a/teacher-tools/activity-guides/4-2-activity-teacher.docx
+++ b/teacher-tools/activity-guides/4-2-activity-teacher.docx
@@ -46,7 +46,7 @@
           <w:sz w:val="20"/>
           <w:szCs w:val="20"/>
         </w:rPr>
-        <w:t xml:space="preserve">Lesson 4-2 — Relate Fractions, Decimals, and Percents  ·  6.RP.3c</w:t>
+        <w:t xml:space="preserve">Lesson 4-2 — Relate Fractions, Decimals, and Percents  ·  6.AT.4</w:t>
       </w:r>
     </w:p>
     <w:p>
@@ -387,7 +387,7 @@
           <w:sz w:val="22"/>
           <w:szCs w:val="22"/>
         </w:rPr>
-        <w:t xml:space="preserve">Why: Divide 3 ÷ 5 = 0.6, then multiply by 100: 0.6 = 60%. So 3/5 = 0.6 = 60%.</w:t>
+        <w:t xml:space="preserve">Why: 5 × 20 = 100 and 3 × 20 = 60, so 3/5 = 60/100 = 0.6 = 60%.</w:t>
       </w:r>
     </w:p>
     <w:p>
